--- a/docs/Introduction_to_Metric_Tensors.docx
+++ b/docs/Introduction_to_Metric_Tensors.docx
@@ -70,6 +70,13 @@
           <w:bCs/>
         </w:rPr>
         <w:t xml:space="preserve">Definition </w:t>
+      </w:r>
+      <w:r>
+        <w:rPr>
+          <w:i/>
+          <w:iCs/>
+        </w:rPr>
+        <w:t xml:space="preserve">Topological Space </w:t>
       </w:r>
       <w:r>
         <w:rPr>
@@ -875,6 +882,12 @@
         </w:rPr>
         <w:t>a subset U of X is defined to be open if U</w:t>
       </w:r>
+      <w:r>
+        <w:rPr>
+          <w:rFonts w:eastAsiaTheme="minorEastAsia"/>
+        </w:rPr>
+        <w:t xml:space="preserve"> is a neighborhood of all points in U. </w:t>
+      </w:r>
     </w:p>
     <w:p>
       <w:r>
@@ -882,6 +895,11 @@
           <w:rFonts w:eastAsiaTheme="minorEastAsia"/>
         </w:rPr>
         <w:t xml:space="preserve"> </w:t>
+      </w:r>
+    </w:p>
+    <w:p>
+      <w:r>
+        <w:t>Definition Topological Space (via open sets)</w:t>
       </w:r>
     </w:p>
     <w:p/>
@@ -890,7 +908,14 @@
     <w:p/>
     <w:p>
       <w:r>
-        <w:t>Definition Manifold</w:t>
+        <w:rPr>
+          <w:b/>
+          <w:bCs/>
+        </w:rPr>
+        <w:t>Definition</w:t>
+      </w:r>
+      <w:r>
+        <w:t xml:space="preserve"> Manifold</w:t>
       </w:r>
     </w:p>
     <w:p/>
@@ -906,15 +931,40 @@
       <w:r>
         <w:t>[1]</w:t>
       </w:r>
+      <w:r>
+        <w:t xml:space="preserve"> </w:t>
+      </w:r>
+      <w:hyperlink r:id="rId4" w:history="1">
+        <w:r>
+          <w:rPr>
+            <w:rStyle w:val="Hyperlink"/>
+          </w:rPr>
+          <w:t>Topological Space, Wikipedia</w:t>
+        </w:r>
+      </w:hyperlink>
     </w:p>
     <w:p>
       <w:r>
         <w:t>[2]</w:t>
       </w:r>
+      <w:r>
+        <w:t xml:space="preserve"> </w:t>
+      </w:r>
+      <w:hyperlink r:id="rId5" w:history="1">
+        <w:r>
+          <w:rPr>
+            <w:rStyle w:val="Hyperlink"/>
+          </w:rPr>
+          <w:t>Manifold, Wikipedia</w:t>
+        </w:r>
+      </w:hyperlink>
     </w:p>
     <w:p>
       <w:r>
         <w:t>[3]</w:t>
+      </w:r>
+      <w:r>
+        <w:t xml:space="preserve"> </w:t>
       </w:r>
     </w:p>
     <w:p/>
@@ -1856,6 +1906,29 @@
       <w:color w:val="666666"/>
     </w:rPr>
   </w:style>
+  <w:style w:type="character" w:styleId="Hyperlink">
+    <w:name w:val="Hyperlink"/>
+    <w:basedOn w:val="DefaultParagraphFont"/>
+    <w:uiPriority w:val="99"/>
+    <w:unhideWhenUsed/>
+    <w:rsid w:val="008874E1"/>
+    <w:rPr>
+      <w:color w:val="467886" w:themeColor="hyperlink"/>
+      <w:u w:val="single"/>
+    </w:rPr>
+  </w:style>
+  <w:style w:type="character" w:styleId="UnresolvedMention">
+    <w:name w:val="Unresolved Mention"/>
+    <w:basedOn w:val="DefaultParagraphFont"/>
+    <w:uiPriority w:val="99"/>
+    <w:semiHidden/>
+    <w:unhideWhenUsed/>
+    <w:rsid w:val="008874E1"/>
+    <w:rPr>
+      <w:color w:val="605E5C"/>
+      <w:shd w:val="clear" w:color="auto" w:fill="E1DFDD"/>
+    </w:rPr>
+  </w:style>
 </w:styles>
 </file>
 

--- a/docs/Introduction_to_Metric_Tensors.docx
+++ b/docs/Introduction_to_Metric_Tensors.docx
@@ -732,8 +732,16 @@
       <w:r>
         <w:rPr>
           <w:rFonts w:eastAsiaTheme="minorEastAsia"/>
-        </w:rPr>
-        <w:t xml:space="preserve">the real line </w:t>
+          <w:i/>
+          <w:iCs/>
+        </w:rPr>
+        <w:t>the real line</w:t>
+      </w:r>
+      <w:r>
+        <w:rPr>
+          <w:rFonts w:eastAsiaTheme="minorEastAsia"/>
+        </w:rPr>
+        <w:t xml:space="preserve"> </w:t>
       </w:r>
       <m:oMath>
         <m:r>
@@ -867,7 +875,15 @@
         <w:rPr>
           <w:rFonts w:eastAsiaTheme="minorEastAsia"/>
         </w:rPr>
-        <w:t xml:space="preserve"> open set</w:t>
+        <w:t xml:space="preserve"> </w:t>
+      </w:r>
+      <w:r>
+        <w:rPr>
+          <w:rFonts w:eastAsiaTheme="minorEastAsia"/>
+          <w:i/>
+          <w:iCs/>
+        </w:rPr>
+        <w:t>open set</w:t>
       </w:r>
     </w:p>
     <w:p>
@@ -880,13 +896,63 @@
         <w:rPr>
           <w:rFonts w:eastAsiaTheme="minorEastAsia"/>
         </w:rPr>
-        <w:t>a subset U of X is defined to be open if U</w:t>
-      </w:r>
-      <w:r>
-        <w:rPr>
-          <w:rFonts w:eastAsiaTheme="minorEastAsia"/>
-        </w:rPr>
-        <w:t xml:space="preserve"> is a neighborhood of all points in U. </w:t>
+        <w:t xml:space="preserve">a subset </w:t>
+      </w:r>
+      <m:oMath>
+        <m:r>
+          <w:rPr>
+            <w:rFonts w:ascii="Cambria Math" w:eastAsiaTheme="minorEastAsia" w:hAnsi="Cambria Math"/>
+          </w:rPr>
+          <m:t>U</m:t>
+        </m:r>
+      </m:oMath>
+      <w:r>
+        <w:rPr>
+          <w:rFonts w:eastAsiaTheme="minorEastAsia"/>
+        </w:rPr>
+        <w:t xml:space="preserve"> of </w:t>
+      </w:r>
+      <m:oMath>
+        <m:r>
+          <w:rPr>
+            <w:rFonts w:ascii="Cambria Math" w:eastAsiaTheme="minorEastAsia" w:hAnsi="Cambria Math"/>
+          </w:rPr>
+          <m:t>X</m:t>
+        </m:r>
+      </m:oMath>
+      <w:r>
+        <w:rPr>
+          <w:rFonts w:eastAsiaTheme="minorEastAsia"/>
+        </w:rPr>
+        <w:t xml:space="preserve"> is defined to be open if </w:t>
+      </w:r>
+      <m:oMath>
+        <m:r>
+          <w:rPr>
+            <w:rFonts w:ascii="Cambria Math" w:eastAsiaTheme="minorEastAsia" w:hAnsi="Cambria Math"/>
+          </w:rPr>
+          <m:t>U</m:t>
+        </m:r>
+      </m:oMath>
+      <w:r>
+        <w:rPr>
+          <w:rFonts w:eastAsiaTheme="minorEastAsia"/>
+        </w:rPr>
+        <w:t xml:space="preserve"> is a neighborhood of all points in </w:t>
+      </w:r>
+      <m:oMath>
+        <m:r>
+          <w:rPr>
+            <w:rFonts w:ascii="Cambria Math" w:eastAsiaTheme="minorEastAsia" w:hAnsi="Cambria Math"/>
+          </w:rPr>
+          <m:t>U</m:t>
+        </m:r>
+      </m:oMath>
+      <w:r>
+        <w:rPr>
+          <w:rFonts w:eastAsiaTheme="minorEastAsia"/>
+        </w:rPr>
+        <w:t xml:space="preserve">. </w:t>
       </w:r>
     </w:p>
     <w:p>
@@ -899,7 +965,21 @@
     </w:p>
     <w:p>
       <w:r>
-        <w:t>Definition Topological Space (via open sets)</w:t>
+        <w:rPr>
+          <w:b/>
+          <w:bCs/>
+        </w:rPr>
+        <w:t>Definition</w:t>
+      </w:r>
+      <w:r>
+        <w:t xml:space="preserve"> </w:t>
+      </w:r>
+      <w:r>
+        <w:rPr>
+          <w:i/>
+          <w:iCs/>
+        </w:rPr>
+        <w:t>Topological Space (via open sets)</w:t>
       </w:r>
     </w:p>
     <w:p/>
@@ -966,6 +1046,14 @@
       <w:r>
         <w:t xml:space="preserve"> </w:t>
       </w:r>
+      <w:hyperlink r:id="rId6" w:history="1">
+        <w:r>
+          <w:rPr>
+            <w:rStyle w:val="Hyperlink"/>
+          </w:rPr>
+          <w:t>Metric Tensor, Wikipedia</w:t>
+        </w:r>
+      </w:hyperlink>
     </w:p>
     <w:p/>
     <w:p/>
